--- a/Основы проектирования баз данных/SQL/Лабораторная 9/Отчет9.docx
+++ b/Основы проектирования баз данных/SQL/Лабораторная 9/Отчет9.docx
@@ -63,7 +63,7 @@
                           <a:blip r:embed="rId5" cstate="print">
                             <a:extLst>
                               <a:ext uri="{28A0092B-C50C-407E-A947-70E740481C1C}">
-                                <a14:useLocalDpi xmlns="" xmlns:wpc="http://schemas.microsoft.com/office/word/2010/wordprocessingCanvas" xmlns:mc="http://schemas.openxmlformats.org/markup-compatibility/2006" xmlns:o="urn:schemas-microsoft-com:office:office" xmlns:v="urn:schemas-microsoft-com:vml" xmlns:wp14="http://schemas.microsoft.com/office/word/2010/wordprocessingDrawing" xmlns:w10="urn:schemas-microsoft-com:office:word" xmlns:w="http://schemas.openxmlformats.org/wordprocessingml/2006/main" xmlns:w14="http://schemas.microsoft.com/office/word/2010/wordml" xmlns:wpg="http://schemas.microsoft.com/office/word/2010/wordprocessingGroup" xmlns:wpi="http://schemas.microsoft.com/office/word/2010/wordprocessingInk" xmlns:wps="http://schemas.microsoft.com/office/word/2010/wordprocessingShape" xmlns:a14="http://schemas.microsoft.com/office/drawing/2010/main" val="0"/>
+                                <a14:useLocalDpi xmlns:a14="http://schemas.microsoft.com/office/drawing/2010/main" xmlns:wps="http://schemas.microsoft.com/office/word/2010/wordprocessingShape" xmlns:wpi="http://schemas.microsoft.com/office/word/2010/wordprocessingInk" xmlns:wpg="http://schemas.microsoft.com/office/word/2010/wordprocessingGroup" xmlns:w14="http://schemas.microsoft.com/office/word/2010/wordml" xmlns:w="http://schemas.openxmlformats.org/wordprocessingml/2006/main" xmlns:w10="urn:schemas-microsoft-com:office:word" xmlns:wp14="http://schemas.microsoft.com/office/word/2010/wordprocessingDrawing" xmlns:v="urn:schemas-microsoft-com:vml" xmlns:o="urn:schemas-microsoft-com:office:office" xmlns:mc="http://schemas.openxmlformats.org/markup-compatibility/2006" xmlns:wpc="http://schemas.microsoft.com/office/word/2010/wordprocessingCanvas" xmlns="" val="0"/>
                               </a:ext>
                             </a:extLst>
                           </a:blip>
@@ -329,7 +329,17 @@
           <w:sz w:val="40"/>
           <w:szCs w:val="36"/>
         </w:rPr>
-        <w:t xml:space="preserve">Отчет по 3 </w:t>
+        <w:t>Отчет по 9</w:t>
+      </w:r>
+      <w:r>
+        <w:rPr>
+          <w:rFonts w:cs="Times New Roman"/>
+          <w:b/>
+          <w:bCs/>
+          <w:sz w:val="40"/>
+          <w:szCs w:val="36"/>
+        </w:rPr>
+        <w:t xml:space="preserve"> </w:t>
       </w:r>
       <w:proofErr w:type="gramStart"/>
       <w:r>
@@ -586,21 +596,19 @@
     </w:p>
     <w:sdt>
       <w:sdtPr>
+        <w:rPr>
+          <w:rFonts w:ascii="Times New Roman" w:eastAsiaTheme="minorHAnsi" w:hAnsi="Times New Roman" w:cstheme="minorBidi"/>
+          <w:b w:val="0"/>
+          <w:bCs w:val="0"/>
+          <w:color w:val="auto"/>
+          <w:szCs w:val="22"/>
+        </w:rPr>
         <w:id w:val="54354548"/>
         <w:docPartObj>
           <w:docPartGallery w:val="Table of Contents"/>
           <w:docPartUnique/>
         </w:docPartObj>
       </w:sdtPr>
-      <w:sdtEndPr>
-        <w:rPr>
-          <w:rFonts w:ascii="Times New Roman" w:eastAsiaTheme="minorHAnsi" w:hAnsi="Times New Roman" w:cstheme="minorBidi"/>
-          <w:b w:val="0"/>
-          <w:bCs w:val="0"/>
-          <w:color w:val="auto"/>
-          <w:szCs w:val="22"/>
-        </w:rPr>
-      </w:sdtEndPr>
       <w:sdtContent>
         <w:p>
           <w:pPr>
@@ -611,16 +619,799 @@
           </w:r>
         </w:p>
         <w:p>
-          <w:fldSimple w:instr=" TOC \o &quot;1-3&quot; \h \z \u ">
-            <w:r>
-              <w:rPr>
-                <w:b/>
-                <w:bCs/>
-                <w:noProof/>
-              </w:rPr>
-              <w:t>Элементы оглавления не найдены.</w:t>
-            </w:r>
-          </w:fldSimple>
+          <w:pPr>
+            <w:pStyle w:val="11"/>
+            <w:tabs>
+              <w:tab w:val="right" w:leader="dot" w:pos="9345"/>
+            </w:tabs>
+            <w:rPr>
+              <w:rFonts w:asciiTheme="minorHAnsi" w:eastAsiaTheme="minorEastAsia" w:hAnsiTheme="minorHAnsi"/>
+              <w:noProof/>
+              <w:sz w:val="22"/>
+              <w:lang w:eastAsia="ru-RU"/>
+            </w:rPr>
+          </w:pPr>
+          <w:r>
+            <w:fldChar w:fldCharType="begin"/>
+          </w:r>
+          <w:r>
+            <w:instrText xml:space="preserve"> TOC \o "1-3" \h \z \u </w:instrText>
+          </w:r>
+          <w:r>
+            <w:fldChar w:fldCharType="separate"/>
+          </w:r>
+          <w:hyperlink w:anchor="_Toc222445580" w:history="1">
+            <w:r>
+              <w:rPr>
+                <w:rStyle w:val="a7"/>
+                <w:noProof/>
+              </w:rPr>
+              <w:t>Примеры:</w:t>
+            </w:r>
+            <w:r>
+              <w:rPr>
+                <w:noProof/>
+                <w:webHidden/>
+              </w:rPr>
+              <w:tab/>
+            </w:r>
+            <w:r>
+              <w:rPr>
+                <w:noProof/>
+                <w:webHidden/>
+              </w:rPr>
+              <w:fldChar w:fldCharType="begin"/>
+            </w:r>
+            <w:r>
+              <w:rPr>
+                <w:noProof/>
+                <w:webHidden/>
+              </w:rPr>
+              <w:instrText xml:space="preserve"> PAGEREF _Toc222445580 \h </w:instrText>
+            </w:r>
+            <w:r>
+              <w:rPr>
+                <w:noProof/>
+                <w:webHidden/>
+              </w:rPr>
+            </w:r>
+            <w:r>
+              <w:rPr>
+                <w:noProof/>
+                <w:webHidden/>
+              </w:rPr>
+              <w:fldChar w:fldCharType="separate"/>
+            </w:r>
+            <w:r>
+              <w:rPr>
+                <w:noProof/>
+                <w:webHidden/>
+              </w:rPr>
+              <w:t>3</w:t>
+            </w:r>
+            <w:r>
+              <w:rPr>
+                <w:noProof/>
+                <w:webHidden/>
+              </w:rPr>
+              <w:fldChar w:fldCharType="end"/>
+            </w:r>
+          </w:hyperlink>
+        </w:p>
+        <w:p>
+          <w:pPr>
+            <w:pStyle w:val="21"/>
+            <w:tabs>
+              <w:tab w:val="right" w:leader="dot" w:pos="9345"/>
+            </w:tabs>
+            <w:rPr>
+              <w:rFonts w:asciiTheme="minorHAnsi" w:eastAsiaTheme="minorEastAsia" w:hAnsiTheme="minorHAnsi"/>
+              <w:noProof/>
+              <w:sz w:val="22"/>
+              <w:lang w:eastAsia="ru-RU"/>
+            </w:rPr>
+          </w:pPr>
+          <w:hyperlink w:anchor="_Toc222445581" w:history="1">
+            <w:r>
+              <w:rPr>
+                <w:rStyle w:val="a7"/>
+                <w:noProof/>
+              </w:rPr>
+              <w:t>Пример 1</w:t>
+            </w:r>
+            <w:r>
+              <w:rPr>
+                <w:noProof/>
+                <w:webHidden/>
+              </w:rPr>
+              <w:tab/>
+            </w:r>
+            <w:r>
+              <w:rPr>
+                <w:noProof/>
+                <w:webHidden/>
+              </w:rPr>
+              <w:fldChar w:fldCharType="begin"/>
+            </w:r>
+            <w:r>
+              <w:rPr>
+                <w:noProof/>
+                <w:webHidden/>
+              </w:rPr>
+              <w:instrText xml:space="preserve"> PAGEREF _Toc222445581 \h </w:instrText>
+            </w:r>
+            <w:r>
+              <w:rPr>
+                <w:noProof/>
+                <w:webHidden/>
+              </w:rPr>
+            </w:r>
+            <w:r>
+              <w:rPr>
+                <w:noProof/>
+                <w:webHidden/>
+              </w:rPr>
+              <w:fldChar w:fldCharType="separate"/>
+            </w:r>
+            <w:r>
+              <w:rPr>
+                <w:noProof/>
+                <w:webHidden/>
+              </w:rPr>
+              <w:t>3</w:t>
+            </w:r>
+            <w:r>
+              <w:rPr>
+                <w:noProof/>
+                <w:webHidden/>
+              </w:rPr>
+              <w:fldChar w:fldCharType="end"/>
+            </w:r>
+          </w:hyperlink>
+        </w:p>
+        <w:p>
+          <w:pPr>
+            <w:pStyle w:val="21"/>
+            <w:tabs>
+              <w:tab w:val="right" w:leader="dot" w:pos="9345"/>
+            </w:tabs>
+            <w:rPr>
+              <w:rFonts w:asciiTheme="minorHAnsi" w:eastAsiaTheme="minorEastAsia" w:hAnsiTheme="minorHAnsi"/>
+              <w:noProof/>
+              <w:sz w:val="22"/>
+              <w:lang w:eastAsia="ru-RU"/>
+            </w:rPr>
+          </w:pPr>
+          <w:hyperlink w:anchor="_Toc222445582" w:history="1">
+            <w:r>
+              <w:rPr>
+                <w:rStyle w:val="a7"/>
+                <w:noProof/>
+              </w:rPr>
+              <w:t>Пример 2</w:t>
+            </w:r>
+            <w:r>
+              <w:rPr>
+                <w:noProof/>
+                <w:webHidden/>
+              </w:rPr>
+              <w:tab/>
+            </w:r>
+            <w:r>
+              <w:rPr>
+                <w:noProof/>
+                <w:webHidden/>
+              </w:rPr>
+              <w:fldChar w:fldCharType="begin"/>
+            </w:r>
+            <w:r>
+              <w:rPr>
+                <w:noProof/>
+                <w:webHidden/>
+              </w:rPr>
+              <w:instrText xml:space="preserve"> PAGEREF _Toc222445582 \h </w:instrText>
+            </w:r>
+            <w:r>
+              <w:rPr>
+                <w:noProof/>
+                <w:webHidden/>
+              </w:rPr>
+            </w:r>
+            <w:r>
+              <w:rPr>
+                <w:noProof/>
+                <w:webHidden/>
+              </w:rPr>
+              <w:fldChar w:fldCharType="separate"/>
+            </w:r>
+            <w:r>
+              <w:rPr>
+                <w:noProof/>
+                <w:webHidden/>
+              </w:rPr>
+              <w:t>3</w:t>
+            </w:r>
+            <w:r>
+              <w:rPr>
+                <w:noProof/>
+                <w:webHidden/>
+              </w:rPr>
+              <w:fldChar w:fldCharType="end"/>
+            </w:r>
+          </w:hyperlink>
+        </w:p>
+        <w:p>
+          <w:pPr>
+            <w:pStyle w:val="21"/>
+            <w:tabs>
+              <w:tab w:val="right" w:leader="dot" w:pos="9345"/>
+            </w:tabs>
+            <w:rPr>
+              <w:rFonts w:asciiTheme="minorHAnsi" w:eastAsiaTheme="minorEastAsia" w:hAnsiTheme="minorHAnsi"/>
+              <w:noProof/>
+              <w:sz w:val="22"/>
+              <w:lang w:eastAsia="ru-RU"/>
+            </w:rPr>
+          </w:pPr>
+          <w:hyperlink w:anchor="_Toc222445583" w:history="1">
+            <w:r>
+              <w:rPr>
+                <w:rStyle w:val="a7"/>
+                <w:noProof/>
+              </w:rPr>
+              <w:t>Пример 3</w:t>
+            </w:r>
+            <w:r>
+              <w:rPr>
+                <w:noProof/>
+                <w:webHidden/>
+              </w:rPr>
+              <w:tab/>
+            </w:r>
+            <w:r>
+              <w:rPr>
+                <w:noProof/>
+                <w:webHidden/>
+              </w:rPr>
+              <w:fldChar w:fldCharType="begin"/>
+            </w:r>
+            <w:r>
+              <w:rPr>
+                <w:noProof/>
+                <w:webHidden/>
+              </w:rPr>
+              <w:instrText xml:space="preserve"> PAGEREF _Toc222445583 \h </w:instrText>
+            </w:r>
+            <w:r>
+              <w:rPr>
+                <w:noProof/>
+                <w:webHidden/>
+              </w:rPr>
+            </w:r>
+            <w:r>
+              <w:rPr>
+                <w:noProof/>
+                <w:webHidden/>
+              </w:rPr>
+              <w:fldChar w:fldCharType="separate"/>
+            </w:r>
+            <w:r>
+              <w:rPr>
+                <w:noProof/>
+                <w:webHidden/>
+              </w:rPr>
+              <w:t>3</w:t>
+            </w:r>
+            <w:r>
+              <w:rPr>
+                <w:noProof/>
+                <w:webHidden/>
+              </w:rPr>
+              <w:fldChar w:fldCharType="end"/>
+            </w:r>
+          </w:hyperlink>
+        </w:p>
+        <w:p>
+          <w:pPr>
+            <w:pStyle w:val="21"/>
+            <w:tabs>
+              <w:tab w:val="right" w:leader="dot" w:pos="9345"/>
+            </w:tabs>
+            <w:rPr>
+              <w:rFonts w:asciiTheme="minorHAnsi" w:eastAsiaTheme="minorEastAsia" w:hAnsiTheme="minorHAnsi"/>
+              <w:noProof/>
+              <w:sz w:val="22"/>
+              <w:lang w:eastAsia="ru-RU"/>
+            </w:rPr>
+          </w:pPr>
+          <w:hyperlink w:anchor="_Toc222445584" w:history="1">
+            <w:r>
+              <w:rPr>
+                <w:rStyle w:val="a7"/>
+                <w:noProof/>
+              </w:rPr>
+              <w:t>Пример 4</w:t>
+            </w:r>
+            <w:r>
+              <w:rPr>
+                <w:noProof/>
+                <w:webHidden/>
+              </w:rPr>
+              <w:tab/>
+            </w:r>
+            <w:r>
+              <w:rPr>
+                <w:noProof/>
+                <w:webHidden/>
+              </w:rPr>
+              <w:fldChar w:fldCharType="begin"/>
+            </w:r>
+            <w:r>
+              <w:rPr>
+                <w:noProof/>
+                <w:webHidden/>
+              </w:rPr>
+              <w:instrText xml:space="preserve"> PAGEREF _Toc222445584 \h </w:instrText>
+            </w:r>
+            <w:r>
+              <w:rPr>
+                <w:noProof/>
+                <w:webHidden/>
+              </w:rPr>
+            </w:r>
+            <w:r>
+              <w:rPr>
+                <w:noProof/>
+                <w:webHidden/>
+              </w:rPr>
+              <w:fldChar w:fldCharType="separate"/>
+            </w:r>
+            <w:r>
+              <w:rPr>
+                <w:noProof/>
+                <w:webHidden/>
+              </w:rPr>
+              <w:t>4</w:t>
+            </w:r>
+            <w:r>
+              <w:rPr>
+                <w:noProof/>
+                <w:webHidden/>
+              </w:rPr>
+              <w:fldChar w:fldCharType="end"/>
+            </w:r>
+          </w:hyperlink>
+        </w:p>
+        <w:p>
+          <w:pPr>
+            <w:pStyle w:val="21"/>
+            <w:tabs>
+              <w:tab w:val="right" w:leader="dot" w:pos="9345"/>
+            </w:tabs>
+            <w:rPr>
+              <w:rFonts w:asciiTheme="minorHAnsi" w:eastAsiaTheme="minorEastAsia" w:hAnsiTheme="minorHAnsi"/>
+              <w:noProof/>
+              <w:sz w:val="22"/>
+              <w:lang w:eastAsia="ru-RU"/>
+            </w:rPr>
+          </w:pPr>
+          <w:hyperlink w:anchor="_Toc222445585" w:history="1">
+            <w:r>
+              <w:rPr>
+                <w:rStyle w:val="a7"/>
+                <w:noProof/>
+              </w:rPr>
+              <w:t>Пример 5</w:t>
+            </w:r>
+            <w:r>
+              <w:rPr>
+                <w:noProof/>
+                <w:webHidden/>
+              </w:rPr>
+              <w:tab/>
+            </w:r>
+            <w:r>
+              <w:rPr>
+                <w:noProof/>
+                <w:webHidden/>
+              </w:rPr>
+              <w:fldChar w:fldCharType="begin"/>
+            </w:r>
+            <w:r>
+              <w:rPr>
+                <w:noProof/>
+                <w:webHidden/>
+              </w:rPr>
+              <w:instrText xml:space="preserve"> PAGEREF _Toc222445585 \h </w:instrText>
+            </w:r>
+            <w:r>
+              <w:rPr>
+                <w:noProof/>
+                <w:webHidden/>
+              </w:rPr>
+            </w:r>
+            <w:r>
+              <w:rPr>
+                <w:noProof/>
+                <w:webHidden/>
+              </w:rPr>
+              <w:fldChar w:fldCharType="separate"/>
+            </w:r>
+            <w:r>
+              <w:rPr>
+                <w:noProof/>
+                <w:webHidden/>
+              </w:rPr>
+              <w:t>4</w:t>
+            </w:r>
+            <w:r>
+              <w:rPr>
+                <w:noProof/>
+                <w:webHidden/>
+              </w:rPr>
+              <w:fldChar w:fldCharType="end"/>
+            </w:r>
+          </w:hyperlink>
+        </w:p>
+        <w:p>
+          <w:pPr>
+            <w:pStyle w:val="11"/>
+            <w:tabs>
+              <w:tab w:val="right" w:leader="dot" w:pos="9345"/>
+            </w:tabs>
+            <w:rPr>
+              <w:rFonts w:asciiTheme="minorHAnsi" w:eastAsiaTheme="minorEastAsia" w:hAnsiTheme="minorHAnsi"/>
+              <w:noProof/>
+              <w:sz w:val="22"/>
+              <w:lang w:eastAsia="ru-RU"/>
+            </w:rPr>
+          </w:pPr>
+          <w:hyperlink w:anchor="_Toc222445586" w:history="1">
+            <w:r>
+              <w:rPr>
+                <w:rStyle w:val="a7"/>
+                <w:noProof/>
+              </w:rPr>
+              <w:t>Самостоятельные:</w:t>
+            </w:r>
+            <w:r>
+              <w:rPr>
+                <w:noProof/>
+                <w:webHidden/>
+              </w:rPr>
+              <w:tab/>
+            </w:r>
+            <w:r>
+              <w:rPr>
+                <w:noProof/>
+                <w:webHidden/>
+              </w:rPr>
+              <w:fldChar w:fldCharType="begin"/>
+            </w:r>
+            <w:r>
+              <w:rPr>
+                <w:noProof/>
+                <w:webHidden/>
+              </w:rPr>
+              <w:instrText xml:space="preserve"> PAGEREF _Toc222445586 \h </w:instrText>
+            </w:r>
+            <w:r>
+              <w:rPr>
+                <w:noProof/>
+                <w:webHidden/>
+              </w:rPr>
+            </w:r>
+            <w:r>
+              <w:rPr>
+                <w:noProof/>
+                <w:webHidden/>
+              </w:rPr>
+              <w:fldChar w:fldCharType="separate"/>
+            </w:r>
+            <w:r>
+              <w:rPr>
+                <w:noProof/>
+                <w:webHidden/>
+              </w:rPr>
+              <w:t>4</w:t>
+            </w:r>
+            <w:r>
+              <w:rPr>
+                <w:noProof/>
+                <w:webHidden/>
+              </w:rPr>
+              <w:fldChar w:fldCharType="end"/>
+            </w:r>
+          </w:hyperlink>
+        </w:p>
+        <w:p>
+          <w:pPr>
+            <w:pStyle w:val="21"/>
+            <w:tabs>
+              <w:tab w:val="right" w:leader="dot" w:pos="9345"/>
+            </w:tabs>
+            <w:rPr>
+              <w:rFonts w:asciiTheme="minorHAnsi" w:eastAsiaTheme="minorEastAsia" w:hAnsiTheme="minorHAnsi"/>
+              <w:noProof/>
+              <w:sz w:val="22"/>
+              <w:lang w:eastAsia="ru-RU"/>
+            </w:rPr>
+          </w:pPr>
+          <w:hyperlink w:anchor="_Toc222445587" w:history="1">
+            <w:r>
+              <w:rPr>
+                <w:rStyle w:val="a7"/>
+                <w:noProof/>
+              </w:rPr>
+              <w:t>Запрос 1</w:t>
+            </w:r>
+            <w:r>
+              <w:rPr>
+                <w:noProof/>
+                <w:webHidden/>
+              </w:rPr>
+              <w:tab/>
+            </w:r>
+            <w:r>
+              <w:rPr>
+                <w:noProof/>
+                <w:webHidden/>
+              </w:rPr>
+              <w:fldChar w:fldCharType="begin"/>
+            </w:r>
+            <w:r>
+              <w:rPr>
+                <w:noProof/>
+                <w:webHidden/>
+              </w:rPr>
+              <w:instrText xml:space="preserve"> PAGEREF _Toc222445587 \h </w:instrText>
+            </w:r>
+            <w:r>
+              <w:rPr>
+                <w:noProof/>
+                <w:webHidden/>
+              </w:rPr>
+            </w:r>
+            <w:r>
+              <w:rPr>
+                <w:noProof/>
+                <w:webHidden/>
+              </w:rPr>
+              <w:fldChar w:fldCharType="separate"/>
+            </w:r>
+            <w:r>
+              <w:rPr>
+                <w:noProof/>
+                <w:webHidden/>
+              </w:rPr>
+              <w:t>4</w:t>
+            </w:r>
+            <w:r>
+              <w:rPr>
+                <w:noProof/>
+                <w:webHidden/>
+              </w:rPr>
+              <w:fldChar w:fldCharType="end"/>
+            </w:r>
+          </w:hyperlink>
+        </w:p>
+        <w:p>
+          <w:pPr>
+            <w:pStyle w:val="21"/>
+            <w:tabs>
+              <w:tab w:val="right" w:leader="dot" w:pos="9345"/>
+            </w:tabs>
+            <w:rPr>
+              <w:rFonts w:asciiTheme="minorHAnsi" w:eastAsiaTheme="minorEastAsia" w:hAnsiTheme="minorHAnsi"/>
+              <w:noProof/>
+              <w:sz w:val="22"/>
+              <w:lang w:eastAsia="ru-RU"/>
+            </w:rPr>
+          </w:pPr>
+          <w:hyperlink w:anchor="_Toc222445588" w:history="1">
+            <w:r>
+              <w:rPr>
+                <w:rStyle w:val="a7"/>
+                <w:noProof/>
+              </w:rPr>
+              <w:t>Запрос 2</w:t>
+            </w:r>
+            <w:r>
+              <w:rPr>
+                <w:noProof/>
+                <w:webHidden/>
+              </w:rPr>
+              <w:tab/>
+            </w:r>
+            <w:r>
+              <w:rPr>
+                <w:noProof/>
+                <w:webHidden/>
+              </w:rPr>
+              <w:fldChar w:fldCharType="begin"/>
+            </w:r>
+            <w:r>
+              <w:rPr>
+                <w:noProof/>
+                <w:webHidden/>
+              </w:rPr>
+              <w:instrText xml:space="preserve"> PAGEREF _Toc222445588 \h </w:instrText>
+            </w:r>
+            <w:r>
+              <w:rPr>
+                <w:noProof/>
+                <w:webHidden/>
+              </w:rPr>
+            </w:r>
+            <w:r>
+              <w:rPr>
+                <w:noProof/>
+                <w:webHidden/>
+              </w:rPr>
+              <w:fldChar w:fldCharType="separate"/>
+            </w:r>
+            <w:r>
+              <w:rPr>
+                <w:noProof/>
+                <w:webHidden/>
+              </w:rPr>
+              <w:t>5</w:t>
+            </w:r>
+            <w:r>
+              <w:rPr>
+                <w:noProof/>
+                <w:webHidden/>
+              </w:rPr>
+              <w:fldChar w:fldCharType="end"/>
+            </w:r>
+          </w:hyperlink>
+        </w:p>
+        <w:p>
+          <w:pPr>
+            <w:pStyle w:val="21"/>
+            <w:tabs>
+              <w:tab w:val="right" w:leader="dot" w:pos="9345"/>
+            </w:tabs>
+            <w:rPr>
+              <w:rFonts w:asciiTheme="minorHAnsi" w:eastAsiaTheme="minorEastAsia" w:hAnsiTheme="minorHAnsi"/>
+              <w:noProof/>
+              <w:sz w:val="22"/>
+              <w:lang w:eastAsia="ru-RU"/>
+            </w:rPr>
+          </w:pPr>
+          <w:hyperlink w:anchor="_Toc222445589" w:history="1">
+            <w:r>
+              <w:rPr>
+                <w:rStyle w:val="a7"/>
+                <w:noProof/>
+              </w:rPr>
+              <w:t>Запрос 3</w:t>
+            </w:r>
+            <w:r>
+              <w:rPr>
+                <w:noProof/>
+                <w:webHidden/>
+              </w:rPr>
+              <w:tab/>
+            </w:r>
+            <w:r>
+              <w:rPr>
+                <w:noProof/>
+                <w:webHidden/>
+              </w:rPr>
+              <w:fldChar w:fldCharType="begin"/>
+            </w:r>
+            <w:r>
+              <w:rPr>
+                <w:noProof/>
+                <w:webHidden/>
+              </w:rPr>
+              <w:instrText xml:space="preserve"> PAGEREF _Toc222445589 \h </w:instrText>
+            </w:r>
+            <w:r>
+              <w:rPr>
+                <w:noProof/>
+                <w:webHidden/>
+              </w:rPr>
+            </w:r>
+            <w:r>
+              <w:rPr>
+                <w:noProof/>
+                <w:webHidden/>
+              </w:rPr>
+              <w:fldChar w:fldCharType="separate"/>
+            </w:r>
+            <w:r>
+              <w:rPr>
+                <w:noProof/>
+                <w:webHidden/>
+              </w:rPr>
+              <w:t>5</w:t>
+            </w:r>
+            <w:r>
+              <w:rPr>
+                <w:noProof/>
+                <w:webHidden/>
+              </w:rPr>
+              <w:fldChar w:fldCharType="end"/>
+            </w:r>
+          </w:hyperlink>
+        </w:p>
+        <w:p>
+          <w:pPr>
+            <w:pStyle w:val="21"/>
+            <w:tabs>
+              <w:tab w:val="right" w:leader="dot" w:pos="9345"/>
+            </w:tabs>
+            <w:rPr>
+              <w:rFonts w:asciiTheme="minorHAnsi" w:eastAsiaTheme="minorEastAsia" w:hAnsiTheme="minorHAnsi"/>
+              <w:noProof/>
+              <w:sz w:val="22"/>
+              <w:lang w:eastAsia="ru-RU"/>
+            </w:rPr>
+          </w:pPr>
+          <w:hyperlink w:anchor="_Toc222445590" w:history="1">
+            <w:r>
+              <w:rPr>
+                <w:rStyle w:val="a7"/>
+                <w:noProof/>
+              </w:rPr>
+              <w:t>Запрос 4</w:t>
+            </w:r>
+            <w:r>
+              <w:rPr>
+                <w:noProof/>
+                <w:webHidden/>
+              </w:rPr>
+              <w:tab/>
+            </w:r>
+            <w:r>
+              <w:rPr>
+                <w:noProof/>
+                <w:webHidden/>
+              </w:rPr>
+              <w:fldChar w:fldCharType="begin"/>
+            </w:r>
+            <w:r>
+              <w:rPr>
+                <w:noProof/>
+                <w:webHidden/>
+              </w:rPr>
+              <w:instrText xml:space="preserve"> PAGEREF _Toc222445590 \h </w:instrText>
+            </w:r>
+            <w:r>
+              <w:rPr>
+                <w:noProof/>
+                <w:webHidden/>
+              </w:rPr>
+            </w:r>
+            <w:r>
+              <w:rPr>
+                <w:noProof/>
+                <w:webHidden/>
+              </w:rPr>
+              <w:fldChar w:fldCharType="separate"/>
+            </w:r>
+            <w:r>
+              <w:rPr>
+                <w:noProof/>
+                <w:webHidden/>
+              </w:rPr>
+              <w:t>6</w:t>
+            </w:r>
+            <w:r>
+              <w:rPr>
+                <w:noProof/>
+                <w:webHidden/>
+              </w:rPr>
+              <w:fldChar w:fldCharType="end"/>
+            </w:r>
+          </w:hyperlink>
+        </w:p>
+        <w:p>
+          <w:r>
+            <w:fldChar w:fldCharType="end"/>
+          </w:r>
         </w:p>
       </w:sdtContent>
     </w:sdt>
@@ -633,212 +1424,592 @@
       <w:pPr>
         <w:pStyle w:val="1"/>
       </w:pPr>
+      <w:bookmarkStart w:id="0" w:name="_Toc222445580"/>
       <w:r>
         <w:lastRenderedPageBreak/>
         <w:t>Примеры:</w:t>
       </w:r>
+      <w:bookmarkEnd w:id="0"/>
     </w:p>
     <w:p>
       <w:pPr>
         <w:pStyle w:val="2"/>
       </w:pPr>
+      <w:bookmarkStart w:id="1" w:name="_Toc222445581"/>
       <w:r>
         <w:t>Пример 1</w:t>
       </w:r>
+      <w:bookmarkEnd w:id="1"/>
+    </w:p>
+    <w:p>
+      <w:r>
+        <w:rPr>
+          <w:noProof/>
+          <w:lang w:eastAsia="ru-RU"/>
+        </w:rPr>
+        <w:drawing>
+          <wp:inline distT="0" distB="0" distL="0" distR="0">
+            <wp:extent cx="5629910" cy="2429510"/>
+            <wp:effectExtent l="19050" t="0" r="8890" b="0"/>
+            <wp:docPr id="2" name="Рисунок 2"/>
+            <wp:cNvGraphicFramePr>
+              <a:graphicFrameLocks xmlns:a="http://schemas.openxmlformats.org/drawingml/2006/main" noChangeAspect="1"/>
+            </wp:cNvGraphicFramePr>
+            <a:graphic xmlns:a="http://schemas.openxmlformats.org/drawingml/2006/main">
+              <a:graphicData uri="http://schemas.openxmlformats.org/drawingml/2006/picture">
+                <pic:pic xmlns:pic="http://schemas.openxmlformats.org/drawingml/2006/picture">
+                  <pic:nvPicPr>
+                    <pic:cNvPr id="0" name="Picture 2"/>
+                    <pic:cNvPicPr>
+                      <a:picLocks noChangeAspect="1" noChangeArrowheads="1"/>
+                    </pic:cNvPicPr>
+                  </pic:nvPicPr>
+                  <pic:blipFill>
+                    <a:blip r:embed="rId6" cstate="print"/>
+                    <a:srcRect/>
+                    <a:stretch>
+                      <a:fillRect/>
+                    </a:stretch>
+                  </pic:blipFill>
+                  <pic:spPr bwMode="auto">
+                    <a:xfrm>
+                      <a:off x="0" y="0"/>
+                      <a:ext cx="5629910" cy="2429510"/>
+                    </a:xfrm>
+                    <a:prstGeom prst="rect">
+                      <a:avLst/>
+                    </a:prstGeom>
+                    <a:noFill/>
+                  </pic:spPr>
+                </pic:pic>
+              </a:graphicData>
+            </a:graphic>
+          </wp:inline>
+        </w:drawing>
+      </w:r>
     </w:p>
     <w:p>
       <w:pPr>
         <w:pStyle w:val="2"/>
       </w:pPr>
+      <w:bookmarkStart w:id="2" w:name="_Toc222445582"/>
       <w:r>
         <w:t>Пример 2</w:t>
       </w:r>
+      <w:bookmarkEnd w:id="2"/>
+    </w:p>
+    <w:p>
+      <w:r>
+        <w:rPr>
+          <w:noProof/>
+          <w:lang w:eastAsia="ru-RU"/>
+        </w:rPr>
+        <w:drawing>
+          <wp:inline distT="0" distB="0" distL="0" distR="0">
+            <wp:extent cx="5430520" cy="1677670"/>
+            <wp:effectExtent l="19050" t="0" r="0" b="0"/>
+            <wp:docPr id="1" name="Рисунок 2"/>
+            <wp:cNvGraphicFramePr>
+              <a:graphicFrameLocks xmlns:a="http://schemas.openxmlformats.org/drawingml/2006/main" noChangeAspect="1"/>
+            </wp:cNvGraphicFramePr>
+            <a:graphic xmlns:a="http://schemas.openxmlformats.org/drawingml/2006/main">
+              <a:graphicData uri="http://schemas.openxmlformats.org/drawingml/2006/picture">
+                <pic:pic xmlns:pic="http://schemas.openxmlformats.org/drawingml/2006/picture">
+                  <pic:nvPicPr>
+                    <pic:cNvPr id="0" name="Picture 2"/>
+                    <pic:cNvPicPr>
+                      <a:picLocks noChangeAspect="1" noChangeArrowheads="1"/>
+                    </pic:cNvPicPr>
+                  </pic:nvPicPr>
+                  <pic:blipFill>
+                    <a:blip r:embed="rId7" cstate="print"/>
+                    <a:srcRect/>
+                    <a:stretch>
+                      <a:fillRect/>
+                    </a:stretch>
+                  </pic:blipFill>
+                  <pic:spPr bwMode="auto">
+                    <a:xfrm>
+                      <a:off x="0" y="0"/>
+                      <a:ext cx="5430520" cy="1677670"/>
+                    </a:xfrm>
+                    <a:prstGeom prst="rect">
+                      <a:avLst/>
+                    </a:prstGeom>
+                    <a:noFill/>
+                    <a:ln w="9525">
+                      <a:noFill/>
+                      <a:miter lim="800000"/>
+                      <a:headEnd/>
+                      <a:tailEnd/>
+                    </a:ln>
+                  </pic:spPr>
+                </pic:pic>
+              </a:graphicData>
+            </a:graphic>
+          </wp:inline>
+        </w:drawing>
+      </w:r>
     </w:p>
     <w:p>
       <w:pPr>
         <w:pStyle w:val="2"/>
       </w:pPr>
+      <w:bookmarkStart w:id="3" w:name="_Toc222445583"/>
       <w:r>
         <w:t>Пример 3</w:t>
       </w:r>
+      <w:bookmarkEnd w:id="3"/>
+    </w:p>
+    <w:p>
+      <w:r>
+        <w:rPr>
+          <w:noProof/>
+          <w:lang w:eastAsia="ru-RU"/>
+        </w:rPr>
+        <w:drawing>
+          <wp:inline distT="0" distB="0" distL="0" distR="0">
+            <wp:extent cx="5542280" cy="2393315"/>
+            <wp:effectExtent l="19050" t="0" r="1270" b="0"/>
+            <wp:docPr id="5" name="Рисунок 5"/>
+            <wp:cNvGraphicFramePr>
+              <a:graphicFrameLocks xmlns:a="http://schemas.openxmlformats.org/drawingml/2006/main" noChangeAspect="1"/>
+            </wp:cNvGraphicFramePr>
+            <a:graphic xmlns:a="http://schemas.openxmlformats.org/drawingml/2006/main">
+              <a:graphicData uri="http://schemas.openxmlformats.org/drawingml/2006/picture">
+                <pic:pic xmlns:pic="http://schemas.openxmlformats.org/drawingml/2006/picture">
+                  <pic:nvPicPr>
+                    <pic:cNvPr id="0" name="Picture 5"/>
+                    <pic:cNvPicPr>
+                      <a:picLocks noChangeAspect="1" noChangeArrowheads="1"/>
+                    </pic:cNvPicPr>
+                  </pic:nvPicPr>
+                  <pic:blipFill>
+                    <a:blip r:embed="rId8" cstate="print"/>
+                    <a:srcRect/>
+                    <a:stretch>
+                      <a:fillRect/>
+                    </a:stretch>
+                  </pic:blipFill>
+                  <pic:spPr bwMode="auto">
+                    <a:xfrm>
+                      <a:off x="0" y="0"/>
+                      <a:ext cx="5542280" cy="2393315"/>
+                    </a:xfrm>
+                    <a:prstGeom prst="rect">
+                      <a:avLst/>
+                    </a:prstGeom>
+                    <a:noFill/>
+                    <a:ln w="9525">
+                      <a:noFill/>
+                      <a:miter lim="800000"/>
+                      <a:headEnd/>
+                      <a:tailEnd/>
+                    </a:ln>
+                  </pic:spPr>
+                </pic:pic>
+              </a:graphicData>
+            </a:graphic>
+          </wp:inline>
+        </w:drawing>
+      </w:r>
     </w:p>
     <w:p>
       <w:pPr>
         <w:pStyle w:val="2"/>
       </w:pPr>
-      <w:r>
+      <w:bookmarkStart w:id="4" w:name="_Toc222445584"/>
+      <w:r>
+        <w:lastRenderedPageBreak/>
         <w:t>Пример 4</w:t>
       </w:r>
+      <w:bookmarkEnd w:id="4"/>
+    </w:p>
+    <w:p>
+      <w:r>
+        <w:rPr>
+          <w:noProof/>
+          <w:lang w:eastAsia="ru-RU"/>
+        </w:rPr>
+        <w:drawing>
+          <wp:inline distT="0" distB="0" distL="0" distR="0">
+            <wp:extent cx="5940425" cy="1898105"/>
+            <wp:effectExtent l="19050" t="0" r="3175" b="0"/>
+            <wp:docPr id="8" name="Рисунок 8"/>
+            <wp:cNvGraphicFramePr>
+              <a:graphicFrameLocks xmlns:a="http://schemas.openxmlformats.org/drawingml/2006/main" noChangeAspect="1"/>
+            </wp:cNvGraphicFramePr>
+            <a:graphic xmlns:a="http://schemas.openxmlformats.org/drawingml/2006/main">
+              <a:graphicData uri="http://schemas.openxmlformats.org/drawingml/2006/picture">
+                <pic:pic xmlns:pic="http://schemas.openxmlformats.org/drawingml/2006/picture">
+                  <pic:nvPicPr>
+                    <pic:cNvPr id="0" name="Picture 8"/>
+                    <pic:cNvPicPr>
+                      <a:picLocks noChangeAspect="1" noChangeArrowheads="1"/>
+                    </pic:cNvPicPr>
+                  </pic:nvPicPr>
+                  <pic:blipFill>
+                    <a:blip r:embed="rId9" cstate="print"/>
+                    <a:srcRect/>
+                    <a:stretch>
+                      <a:fillRect/>
+                    </a:stretch>
+                  </pic:blipFill>
+                  <pic:spPr bwMode="auto">
+                    <a:xfrm>
+                      <a:off x="0" y="0"/>
+                      <a:ext cx="5940425" cy="1898105"/>
+                    </a:xfrm>
+                    <a:prstGeom prst="rect">
+                      <a:avLst/>
+                    </a:prstGeom>
+                    <a:noFill/>
+                    <a:ln w="9525">
+                      <a:noFill/>
+                      <a:miter lim="800000"/>
+                      <a:headEnd/>
+                      <a:tailEnd/>
+                    </a:ln>
+                  </pic:spPr>
+                </pic:pic>
+              </a:graphicData>
+            </a:graphic>
+          </wp:inline>
+        </w:drawing>
+      </w:r>
     </w:p>
     <w:p>
       <w:pPr>
         <w:pStyle w:val="2"/>
       </w:pPr>
+      <w:bookmarkStart w:id="5" w:name="_Toc222445585"/>
       <w:r>
         <w:t>Пример 5</w:t>
       </w:r>
+      <w:bookmarkEnd w:id="5"/>
+    </w:p>
+    <w:p>
+      <w:r>
+        <w:rPr>
+          <w:noProof/>
+          <w:lang w:eastAsia="ru-RU"/>
+        </w:rPr>
+        <w:drawing>
+          <wp:inline distT="0" distB="0" distL="0" distR="0">
+            <wp:extent cx="5940425" cy="2355160"/>
+            <wp:effectExtent l="19050" t="0" r="3175" b="0"/>
+            <wp:docPr id="11" name="Рисунок 11"/>
+            <wp:cNvGraphicFramePr>
+              <a:graphicFrameLocks xmlns:a="http://schemas.openxmlformats.org/drawingml/2006/main" noChangeAspect="1"/>
+            </wp:cNvGraphicFramePr>
+            <a:graphic xmlns:a="http://schemas.openxmlformats.org/drawingml/2006/main">
+              <a:graphicData uri="http://schemas.openxmlformats.org/drawingml/2006/picture">
+                <pic:pic xmlns:pic="http://schemas.openxmlformats.org/drawingml/2006/picture">
+                  <pic:nvPicPr>
+                    <pic:cNvPr id="0" name="Picture 11"/>
+                    <pic:cNvPicPr>
+                      <a:picLocks noChangeAspect="1" noChangeArrowheads="1"/>
+                    </pic:cNvPicPr>
+                  </pic:nvPicPr>
+                  <pic:blipFill>
+                    <a:blip r:embed="rId10" cstate="print"/>
+                    <a:srcRect/>
+                    <a:stretch>
+                      <a:fillRect/>
+                    </a:stretch>
+                  </pic:blipFill>
+                  <pic:spPr bwMode="auto">
+                    <a:xfrm>
+                      <a:off x="0" y="0"/>
+                      <a:ext cx="5940425" cy="2355160"/>
+                    </a:xfrm>
+                    <a:prstGeom prst="rect">
+                      <a:avLst/>
+                    </a:prstGeom>
+                    <a:noFill/>
+                    <a:ln w="9525">
+                      <a:noFill/>
+                      <a:miter lim="800000"/>
+                      <a:headEnd/>
+                      <a:tailEnd/>
+                    </a:ln>
+                  </pic:spPr>
+                </pic:pic>
+              </a:graphicData>
+            </a:graphic>
+          </wp:inline>
+        </w:drawing>
+      </w:r>
+    </w:p>
+    <w:p>
+      <w:pPr>
+        <w:pStyle w:val="1"/>
+      </w:pPr>
+      <w:bookmarkStart w:id="6" w:name="_Toc222445586"/>
+      <w:r>
+        <w:t>Самостоятельные:</w:t>
+      </w:r>
+      <w:bookmarkEnd w:id="6"/>
     </w:p>
     <w:p>
       <w:pPr>
         <w:pStyle w:val="2"/>
       </w:pPr>
-      <w:r>
-        <w:t>Пример 6</w:t>
+      <w:bookmarkStart w:id="7" w:name="_Toc222445587"/>
+      <w:r>
+        <w:t>Запрос 1</w:t>
+      </w:r>
+      <w:bookmarkEnd w:id="7"/>
+    </w:p>
+    <w:p>
+      <w:r>
+        <w:rPr>
+          <w:noProof/>
+          <w:lang w:eastAsia="ru-RU"/>
+        </w:rPr>
+        <w:drawing>
+          <wp:inline distT="0" distB="0" distL="0" distR="0">
+            <wp:extent cx="5764530" cy="3108960"/>
+            <wp:effectExtent l="19050" t="0" r="7620" b="0"/>
+            <wp:docPr id="14" name="Рисунок 14"/>
+            <wp:cNvGraphicFramePr>
+              <a:graphicFrameLocks xmlns:a="http://schemas.openxmlformats.org/drawingml/2006/main" noChangeAspect="1"/>
+            </wp:cNvGraphicFramePr>
+            <a:graphic xmlns:a="http://schemas.openxmlformats.org/drawingml/2006/main">
+              <a:graphicData uri="http://schemas.openxmlformats.org/drawingml/2006/picture">
+                <pic:pic xmlns:pic="http://schemas.openxmlformats.org/drawingml/2006/picture">
+                  <pic:nvPicPr>
+                    <pic:cNvPr id="0" name="Picture 14"/>
+                    <pic:cNvPicPr>
+                      <a:picLocks noChangeAspect="1" noChangeArrowheads="1"/>
+                    </pic:cNvPicPr>
+                  </pic:nvPicPr>
+                  <pic:blipFill>
+                    <a:blip r:embed="rId11" cstate="print"/>
+                    <a:srcRect/>
+                    <a:stretch>
+                      <a:fillRect/>
+                    </a:stretch>
+                  </pic:blipFill>
+                  <pic:spPr bwMode="auto">
+                    <a:xfrm>
+                      <a:off x="0" y="0"/>
+                      <a:ext cx="5764530" cy="3108960"/>
+                    </a:xfrm>
+                    <a:prstGeom prst="rect">
+                      <a:avLst/>
+                    </a:prstGeom>
+                    <a:noFill/>
+                    <a:ln w="9525">
+                      <a:noFill/>
+                      <a:miter lim="800000"/>
+                      <a:headEnd/>
+                      <a:tailEnd/>
+                    </a:ln>
+                  </pic:spPr>
+                </pic:pic>
+              </a:graphicData>
+            </a:graphic>
+          </wp:inline>
+        </w:drawing>
       </w:r>
     </w:p>
     <w:p>
       <w:pPr>
         <w:pStyle w:val="2"/>
       </w:pPr>
-      <w:r>
-        <w:t>Пример 7</w:t>
-      </w:r>
-    </w:p>
+      <w:bookmarkStart w:id="8" w:name="_Toc222445588"/>
+      <w:r>
+        <w:lastRenderedPageBreak/>
+        <w:t>Запрос 2</w:t>
+      </w:r>
+      <w:bookmarkEnd w:id="8"/>
+    </w:p>
+    <w:p>
+      <w:r>
+        <w:rPr>
+          <w:noProof/>
+          <w:lang w:eastAsia="ru-RU"/>
+        </w:rPr>
+        <w:drawing>
+          <wp:inline distT="0" distB="0" distL="0" distR="0">
+            <wp:extent cx="5836285" cy="3888105"/>
+            <wp:effectExtent l="19050" t="0" r="0" b="0"/>
+            <wp:docPr id="26" name="Рисунок 26"/>
+            <wp:cNvGraphicFramePr>
+              <a:graphicFrameLocks xmlns:a="http://schemas.openxmlformats.org/drawingml/2006/main" noChangeAspect="1"/>
+            </wp:cNvGraphicFramePr>
+            <a:graphic xmlns:a="http://schemas.openxmlformats.org/drawingml/2006/main">
+              <a:graphicData uri="http://schemas.openxmlformats.org/drawingml/2006/picture">
+                <pic:pic xmlns:pic="http://schemas.openxmlformats.org/drawingml/2006/picture">
+                  <pic:nvPicPr>
+                    <pic:cNvPr id="0" name="Picture 26"/>
+                    <pic:cNvPicPr>
+                      <a:picLocks noChangeAspect="1" noChangeArrowheads="1"/>
+                    </pic:cNvPicPr>
+                  </pic:nvPicPr>
+                  <pic:blipFill>
+                    <a:blip r:embed="rId12" cstate="print"/>
+                    <a:srcRect/>
+                    <a:stretch>
+                      <a:fillRect/>
+                    </a:stretch>
+                  </pic:blipFill>
+                  <pic:spPr bwMode="auto">
+                    <a:xfrm>
+                      <a:off x="0" y="0"/>
+                      <a:ext cx="5836285" cy="3888105"/>
+                    </a:xfrm>
+                    <a:prstGeom prst="rect">
+                      <a:avLst/>
+                    </a:prstGeom>
+                    <a:noFill/>
+                    <a:ln w="9525">
+                      <a:noFill/>
+                      <a:miter lim="800000"/>
+                      <a:headEnd/>
+                      <a:tailEnd/>
+                    </a:ln>
+                  </pic:spPr>
+                </pic:pic>
+              </a:graphicData>
+            </a:graphic>
+          </wp:inline>
+        </w:drawing>
+      </w:r>
+    </w:p>
+    <w:p/>
     <w:p>
       <w:pPr>
         <w:pStyle w:val="2"/>
       </w:pPr>
-      <w:r>
-        <w:t>Пример 8</w:t>
-      </w:r>
+      <w:bookmarkStart w:id="9" w:name="_Toc222445589"/>
+      <w:r>
+        <w:t>Запрос 3</w:t>
+      </w:r>
+      <w:bookmarkEnd w:id="9"/>
     </w:p>
     <w:p>
       <w:pPr>
         <w:pStyle w:val="2"/>
       </w:pPr>
       <w:r>
-        <w:t>Пример 9</w:t>
-      </w:r>
-    </w:p>
+        <w:rPr>
+          <w:noProof/>
+          <w:lang w:eastAsia="ru-RU"/>
+        </w:rPr>
+        <w:drawing>
+          <wp:inline distT="0" distB="0" distL="0" distR="0">
+            <wp:extent cx="5661025" cy="3235960"/>
+            <wp:effectExtent l="19050" t="0" r="0" b="0"/>
+            <wp:docPr id="3" name="Рисунок 17"/>
+            <wp:cNvGraphicFramePr>
+              <a:graphicFrameLocks xmlns:a="http://schemas.openxmlformats.org/drawingml/2006/main" noChangeAspect="1"/>
+            </wp:cNvGraphicFramePr>
+            <a:graphic xmlns:a="http://schemas.openxmlformats.org/drawingml/2006/main">
+              <a:graphicData uri="http://schemas.openxmlformats.org/drawingml/2006/picture">
+                <pic:pic xmlns:pic="http://schemas.openxmlformats.org/drawingml/2006/picture">
+                  <pic:nvPicPr>
+                    <pic:cNvPr id="0" name="Picture 17"/>
+                    <pic:cNvPicPr>
+                      <a:picLocks noChangeAspect="1" noChangeArrowheads="1"/>
+                    </pic:cNvPicPr>
+                  </pic:nvPicPr>
+                  <pic:blipFill>
+                    <a:blip r:embed="rId13" cstate="print"/>
+                    <a:srcRect/>
+                    <a:stretch>
+                      <a:fillRect/>
+                    </a:stretch>
+                  </pic:blipFill>
+                  <pic:spPr bwMode="auto">
+                    <a:xfrm>
+                      <a:off x="0" y="0"/>
+                      <a:ext cx="5661025" cy="3235960"/>
+                    </a:xfrm>
+                    <a:prstGeom prst="rect">
+                      <a:avLst/>
+                    </a:prstGeom>
+                    <a:noFill/>
+                    <a:ln w="9525">
+                      <a:noFill/>
+                      <a:miter lim="800000"/>
+                      <a:headEnd/>
+                      <a:tailEnd/>
+                    </a:ln>
+                  </pic:spPr>
+                </pic:pic>
+              </a:graphicData>
+            </a:graphic>
+          </wp:inline>
+        </w:drawing>
+      </w:r>
+    </w:p>
+    <w:p/>
     <w:p>
       <w:pPr>
         <w:pStyle w:val="2"/>
       </w:pPr>
-      <w:r>
-        <w:t>Пример 10</w:t>
-      </w:r>
-    </w:p>
-    <w:p>
-      <w:pPr>
-        <w:pStyle w:val="2"/>
-      </w:pPr>
-      <w:r>
-        <w:t>Пример 11</w:t>
-      </w:r>
-    </w:p>
-    <w:p>
-      <w:pPr>
-        <w:pStyle w:val="2"/>
-      </w:pPr>
-      <w:r>
-        <w:t>Пример 12</w:t>
-      </w:r>
-    </w:p>
-    <w:p>
-      <w:pPr>
-        <w:pStyle w:val="1"/>
-      </w:pPr>
-      <w:r>
-        <w:t>Самостоятельные:</w:t>
-      </w:r>
-    </w:p>
-    <w:p>
-      <w:pPr>
-        <w:pStyle w:val="2"/>
-      </w:pPr>
-      <w:r>
-        <w:t>Запрос 1</w:t>
-      </w:r>
-    </w:p>
-    <w:p>
-      <w:pPr>
-        <w:pStyle w:val="2"/>
-      </w:pPr>
-      <w:r>
-        <w:t>Запрос 2</w:t>
-      </w:r>
-    </w:p>
-    <w:p>
-      <w:pPr>
-        <w:pStyle w:val="2"/>
-      </w:pPr>
-      <w:r>
-        <w:t>Запрос 3</w:t>
-      </w:r>
-    </w:p>
-    <w:p>
-      <w:pPr>
-        <w:pStyle w:val="2"/>
-      </w:pPr>
-      <w:r>
+      <w:bookmarkStart w:id="10" w:name="_Toc222445590"/>
+      <w:r>
+        <w:lastRenderedPageBreak/>
         <w:t>Запрос 4</w:t>
       </w:r>
-    </w:p>
-    <w:p>
-      <w:pPr>
-        <w:pStyle w:val="2"/>
-      </w:pPr>
-      <w:r>
-        <w:t>Запрос 5</w:t>
-      </w:r>
-    </w:p>
-    <w:p>
-      <w:pPr>
-        <w:pStyle w:val="2"/>
-      </w:pPr>
-      <w:r>
-        <w:t>Запрос 6</w:t>
-      </w:r>
-    </w:p>
-    <w:p>
-      <w:pPr>
-        <w:pStyle w:val="2"/>
-      </w:pPr>
-      <w:r>
-        <w:t>Запрос 7</w:t>
-      </w:r>
-    </w:p>
-    <w:p>
-      <w:pPr>
-        <w:pStyle w:val="2"/>
-      </w:pPr>
-      <w:r>
-        <w:t>Запрос 8</w:t>
-      </w:r>
-    </w:p>
-    <w:p>
-      <w:pPr>
-        <w:pStyle w:val="2"/>
-      </w:pPr>
-      <w:r>
-        <w:t>Запрос 9</w:t>
-      </w:r>
-    </w:p>
-    <w:p>
-      <w:pPr>
-        <w:pStyle w:val="2"/>
-      </w:pPr>
-      <w:r>
-        <w:t>Запрос 10</w:t>
-      </w:r>
-    </w:p>
-    <w:p>
-      <w:pPr>
-        <w:pStyle w:val="2"/>
-      </w:pPr>
-      <w:r>
-        <w:t>Запрос 11</w:t>
-      </w:r>
-    </w:p>
-    <w:p>
-      <w:pPr>
-        <w:pStyle w:val="2"/>
-      </w:pPr>
-      <w:r>
-        <w:t>Запрос 12</w:t>
-      </w:r>
-    </w:p>
-    <w:p/>
+      <w:bookmarkEnd w:id="10"/>
+    </w:p>
+    <w:p>
+      <w:r>
+        <w:rPr>
+          <w:noProof/>
+          <w:lang w:eastAsia="ru-RU"/>
+        </w:rPr>
+        <w:drawing>
+          <wp:inline distT="0" distB="0" distL="0" distR="0">
+            <wp:extent cx="5940425" cy="3379521"/>
+            <wp:effectExtent l="19050" t="0" r="3175" b="0"/>
+            <wp:docPr id="23" name="Рисунок 23"/>
+            <wp:cNvGraphicFramePr>
+              <a:graphicFrameLocks xmlns:a="http://schemas.openxmlformats.org/drawingml/2006/main" noChangeAspect="1"/>
+            </wp:cNvGraphicFramePr>
+            <a:graphic xmlns:a="http://schemas.openxmlformats.org/drawingml/2006/main">
+              <a:graphicData uri="http://schemas.openxmlformats.org/drawingml/2006/picture">
+                <pic:pic xmlns:pic="http://schemas.openxmlformats.org/drawingml/2006/picture">
+                  <pic:nvPicPr>
+                    <pic:cNvPr id="0" name="Picture 23"/>
+                    <pic:cNvPicPr>
+                      <a:picLocks noChangeAspect="1" noChangeArrowheads="1"/>
+                    </pic:cNvPicPr>
+                  </pic:nvPicPr>
+                  <pic:blipFill>
+                    <a:blip r:embed="rId14" cstate="print"/>
+                    <a:srcRect/>
+                    <a:stretch>
+                      <a:fillRect/>
+                    </a:stretch>
+                  </pic:blipFill>
+                  <pic:spPr bwMode="auto">
+                    <a:xfrm>
+                      <a:off x="0" y="0"/>
+                      <a:ext cx="5940425" cy="3379521"/>
+                    </a:xfrm>
+                    <a:prstGeom prst="rect">
+                      <a:avLst/>
+                    </a:prstGeom>
+                    <a:noFill/>
+                    <a:ln w="9525">
+                      <a:noFill/>
+                      <a:miter lim="800000"/>
+                      <a:headEnd/>
+                      <a:tailEnd/>
+                    </a:ln>
+                  </pic:spPr>
+                </pic:pic>
+              </a:graphicData>
+            </a:graphic>
+          </wp:inline>
+        </w:drawing>
+      </w:r>
+    </w:p>
     <w:sectPr>
       <w:pgSz w:w="11906" w:h="16838"/>
       <w:pgMar w:top="1134" w:right="850" w:bottom="1134" w:left="1701" w:header="708" w:footer="708" w:gutter="0"/>
@@ -1192,6 +2363,42 @@
       <w:szCs w:val="26"/>
     </w:rPr>
   </w:style>
+  <w:style w:type="paragraph" w:styleId="11">
+    <w:name w:val="toc 1"/>
+    <w:basedOn w:val="a"/>
+    <w:next w:val="a"/>
+    <w:autoRedefine/>
+    <w:uiPriority w:val="39"/>
+    <w:unhideWhenUsed/>
+    <w:rsid w:val="00B62E13"/>
+    <w:pPr>
+      <w:spacing w:after="100"/>
+    </w:pPr>
+  </w:style>
+  <w:style w:type="paragraph" w:styleId="21">
+    <w:name w:val="toc 2"/>
+    <w:basedOn w:val="a"/>
+    <w:next w:val="a"/>
+    <w:autoRedefine/>
+    <w:uiPriority w:val="39"/>
+    <w:unhideWhenUsed/>
+    <w:rsid w:val="00B62E13"/>
+    <w:pPr>
+      <w:spacing w:after="100"/>
+      <w:ind w:left="280"/>
+    </w:pPr>
+  </w:style>
+  <w:style w:type="character" w:styleId="a7">
+    <w:name w:val="Hyperlink"/>
+    <w:basedOn w:val="a0"/>
+    <w:uiPriority w:val="99"/>
+    <w:unhideWhenUsed/>
+    <w:rsid w:val="00B62E13"/>
+    <w:rPr>
+      <w:color w:val="0000FF" w:themeColor="hyperlink"/>
+      <w:u w:val="single"/>
+    </w:rPr>
+  </w:style>
 </w:styles>
 </file>
 
@@ -1483,7 +2690,7 @@
 </file>
 
 <file path=customXml/itemProps1.xml><?xml version="1.0" encoding="utf-8"?>
-<ds:datastoreItem xmlns:ds="http://schemas.openxmlformats.org/officeDocument/2006/customXml" ds:itemID="{45C8D6A1-C46B-4B60-A964-1123D3C7333B}">
+<ds:datastoreItem xmlns:ds="http://schemas.openxmlformats.org/officeDocument/2006/customXml" ds:itemID="{09DC04E4-29A0-453F-BA56-4B28C6B0B6F3}">
   <ds:schemaRefs>
     <ds:schemaRef ds:uri="http://schemas.openxmlformats.org/officeDocument/2006/bibliography"/>
   </ds:schemaRefs>
